--- a/server/templates/library/human-resources-management-policy/template.docx
+++ b/server/templates/library/human-resources-management-policy/template.docx
@@ -11856,7 +11856,7 @@
               <w:szCs w:val="16"/>
               <w:rtl w:val="0"/>
             </w:rPr>
-            <w:t>The Board of Spring 2 Health Pty Ltd</w:t>
+            <w:t>The Board of {org.legal_name}</w:t>
           </w:r>
           <w:r>
             <w:rPr>
@@ -12151,7 +12151,7 @@
         <w:szCs w:val="28"/>
         <w:rtl w:val="0"/>
       </w:rPr>
-      <w:t>Spring 2 Health ABN 71 665 820 986</w:t>
+      <w:t>{org.name} ABN {org.abn}</w:t>
     </w:r>
     <w:r>
       <w:rPr>

--- a/server/templates/library/human-resources-management-policy/template.docx
+++ b/server/templates/library/human-resources-management-policy/template.docx
@@ -11975,6 +11975,15 @@
 <w:hdr xmlns:mc="http://schemas.openxmlformats.org/markup-compatibility/2006" xmlns:o="urn:schemas-microsoft-com:office:office" xmlns:r="http://schemas.openxmlformats.org/officeDocument/2006/relationships" xmlns:m="http://schemas.openxmlformats.org/officeDocument/2006/math" xmlns:v="urn:schemas-microsoft-com:vml" xmlns:wp="http://schemas.openxmlformats.org/drawingml/2006/wordprocessingDrawing" xmlns:w10="urn:schemas-microsoft-com:office:word" xmlns:w="http://schemas.openxmlformats.org/wordprocessingml/2006/main" xmlns:wne="http://schemas.microsoft.com/office/word/2006/wordml" xmlns:sl="http://schemas.openxmlformats.org/schemaLibrary/2006/main" xmlns:a="http://schemas.openxmlformats.org/drawingml/2006/main" xmlns:pic="http://schemas.openxmlformats.org/drawingml/2006/picture" xmlns:c="http://schemas.openxmlformats.org/drawingml/2006/chart" xmlns:lc="http://schemas.openxmlformats.org/drawingml/2006/lockedCanvas" xmlns:dgm="http://schemas.openxmlformats.org/drawingml/2006/diagram" xmlns:wps="http://schemas.microsoft.com/office/word/2010/wordprocessingShape" xmlns:wpg="http://schemas.microsoft.com/office/word/2010/wordprocessingGroup" xmlns:w14="http://schemas.microsoft.com/office/word/2010/wordml" xmlns:w15="http://schemas.microsoft.com/office/word/2012/wordml">
   <w:p>
     <w:pPr>
+      <w:spacing w:before="0" w:after="80"/>
+      <w:jc w:val="left"/>
+    </w:pPr>
+    <w:r>
+      <w:t xml:space="preserve">{%org_logo}</w:t>
+    </w:r>
+  </w:p>
+  <w:p>
+    <w:pPr>
       <w:pageBreakBefore w:val="0"/>
       <w:spacing w:after="120" w:line="240" w:lineRule="auto"/>
       <w:rPr>
@@ -12091,6 +12100,15 @@
 <w:hdr xmlns:mc="http://schemas.openxmlformats.org/markup-compatibility/2006" xmlns:o="urn:schemas-microsoft-com:office:office" xmlns:r="http://schemas.openxmlformats.org/officeDocument/2006/relationships" xmlns:m="http://schemas.openxmlformats.org/officeDocument/2006/math" xmlns:v="urn:schemas-microsoft-com:vml" xmlns:wp="http://schemas.openxmlformats.org/drawingml/2006/wordprocessingDrawing" xmlns:w10="urn:schemas-microsoft-com:office:word" xmlns:w="http://schemas.openxmlformats.org/wordprocessingml/2006/main" xmlns:wne="http://schemas.microsoft.com/office/word/2006/wordml" xmlns:sl="http://schemas.openxmlformats.org/schemaLibrary/2006/main" xmlns:a="http://schemas.openxmlformats.org/drawingml/2006/main" xmlns:pic="http://schemas.openxmlformats.org/drawingml/2006/picture" xmlns:c="http://schemas.openxmlformats.org/drawingml/2006/chart" xmlns:lc="http://schemas.openxmlformats.org/drawingml/2006/lockedCanvas" xmlns:dgm="http://schemas.openxmlformats.org/drawingml/2006/diagram" xmlns:wps="http://schemas.microsoft.com/office/word/2010/wordprocessingShape" xmlns:wpg="http://schemas.microsoft.com/office/word/2010/wordprocessingGroup" xmlns:w14="http://schemas.microsoft.com/office/word/2010/wordml" xmlns:w15="http://schemas.microsoft.com/office/word/2012/wordml">
   <w:p>
     <w:pPr>
+      <w:spacing w:before="0" w:after="80"/>
+      <w:jc w:val="left"/>
+    </w:pPr>
+    <w:r>
+      <w:t xml:space="preserve">{%org_logo}</w:t>
+    </w:r>
+  </w:p>
+  <w:p>
+    <w:pPr>
       <w:keepNext w:val="0"/>
       <w:keepLines w:val="0"/>
       <w:pageBreakBefore w:val="0"/>
@@ -12134,6 +12152,15 @@
 
 <file path=word/header3.xml><?xml version="1.0" encoding="utf-8"?>
 <w:hdr xmlns:mc="http://schemas.openxmlformats.org/markup-compatibility/2006" xmlns:o="urn:schemas-microsoft-com:office:office" xmlns:r="http://schemas.openxmlformats.org/officeDocument/2006/relationships" xmlns:m="http://schemas.openxmlformats.org/officeDocument/2006/math" xmlns:v="urn:schemas-microsoft-com:vml" xmlns:wp="http://schemas.openxmlformats.org/drawingml/2006/wordprocessingDrawing" xmlns:w10="urn:schemas-microsoft-com:office:word" xmlns:w="http://schemas.openxmlformats.org/wordprocessingml/2006/main" xmlns:wne="http://schemas.microsoft.com/office/word/2006/wordml" xmlns:sl="http://schemas.openxmlformats.org/schemaLibrary/2006/main" xmlns:a="http://schemas.openxmlformats.org/drawingml/2006/main" xmlns:pic="http://schemas.openxmlformats.org/drawingml/2006/picture" xmlns:c="http://schemas.openxmlformats.org/drawingml/2006/chart" xmlns:lc="http://schemas.openxmlformats.org/drawingml/2006/lockedCanvas" xmlns:dgm="http://schemas.openxmlformats.org/drawingml/2006/diagram" xmlns:wps="http://schemas.microsoft.com/office/word/2010/wordprocessingShape" xmlns:wpg="http://schemas.microsoft.com/office/word/2010/wordprocessingGroup" xmlns:w14="http://schemas.microsoft.com/office/word/2010/wordml" xmlns:w15="http://schemas.microsoft.com/office/word/2012/wordml">
+  <w:p>
+    <w:pPr>
+      <w:spacing w:before="0" w:after="80"/>
+      <w:jc w:val="left"/>
+    </w:pPr>
+    <w:r>
+      <w:t xml:space="preserve">{%org_logo}</w:t>
+    </w:r>
+  </w:p>
   <w:p>
     <w:pPr>
       <w:pageBreakBefore w:val="0"/>

--- a/server/templates/library/human-resources-management-policy/template.docx
+++ b/server/templates/library/human-resources-management-policy/template.docx
@@ -229,11 +229,6 @@
         </w:rPr>
         <w:t>The skills and knowledge required of each position within a provider are identified and documented together with the responsibilities, scope and limitations of each position.</w:t>
       </w:r>
-      <w:r>
-        <w:rPr>
-          <w:rtl w:val="0"/>
-        </w:rPr>
-      </w:r>
     </w:p>
     <w:p>
       <w:pPr>
@@ -251,11 +246,6 @@
         </w:rPr>
         <w:t>Records of worker pre-employment checks, qualifications and experience are maintained.</w:t>
       </w:r>
-      <w:r>
-        <w:rPr>
-          <w:rtl w:val="0"/>
-        </w:rPr>
-      </w:r>
     </w:p>
     <w:p>
       <w:pPr>
@@ -273,11 +263,6 @@
         </w:rPr>
         <w:t>An orientation and induction process is in place that is completed by workers including completion of the mandatory NDIS worker orientation program.</w:t>
       </w:r>
-      <w:r>
-        <w:rPr>
-          <w:rtl w:val="0"/>
-        </w:rPr>
-      </w:r>
     </w:p>
     <w:p>
       <w:pPr>
@@ -295,11 +280,6 @@
         </w:rPr>
         <w:t>A system to identify, plan, facilitate, record and evaluate the effectiveness of training and education for workers is in place to ensure that workers meet the needs of each participant. The system identifies training that is mandatory and includes training in relation to staff obligations under the NDIS Practice Standards and other National Disability Insurance Scheme rules.</w:t>
       </w:r>
-      <w:r>
-        <w:rPr>
-          <w:rtl w:val="0"/>
-        </w:rPr>
-      </w:r>
     </w:p>
     <w:p>
       <w:pPr>
@@ -316,11 +296,6 @@
           <w:rtl w:val="0"/>
         </w:rPr>
         <w:t>Timely supervision, support and resources are available to workers relevant to the scope and complexity of supports delivered.</w:t>
-      </w:r>
-      <w:r>
-        <w:rPr>
-          <w:rtl w:val="0"/>
-        </w:rPr>
       </w:r>
     </w:p>
     <w:p>
@@ -525,11 +500,6 @@
         </w:rPr>
         <w:tab/>
       </w:r>
-      <w:r>
-        <w:rPr>
-          <w:rtl w:val="0"/>
-        </w:rPr>
-      </w:r>
     </w:p>
     <w:p>
       <w:pPr>
@@ -685,13 +655,7 @@
         <w:rPr>
           <w:rtl w:val="0"/>
         </w:rPr>
-        <w:t>Support</w:t>
-      </w:r>
-      <w:r>
-        <w:rPr>
-          <w:rtl w:val="0"/>
-        </w:rPr>
-        <w:t xml:space="preserve"> is planned with each participant to meet their specific needs and preferences. These needs and preferences are documented and provided to workers prior to commencing work with each participant to ensure the participant's experience is consistent with their expressed preferences.</w:t>
+        <w:t xml:space="preserve">Support is planned with each participant to meet their specific needs and preferences. These needs and preferences are documented and provided to workers prior to commencing work with each participant to ensure the participant's experience is consistent with their expressed preferences.</w:t>
       </w:r>
     </w:p>
     <w:p>
@@ -1366,11 +1330,6 @@
         </w:rPr>
         <w:t>having contact with multiple people with disability as part of the direct delivery of a specialist disability support or service, or in a specialist disability accommodation setting.</w:t>
       </w:r>
-      <w:r>
-        <w:rPr>
-          <w:rtl w:val="0"/>
-        </w:rPr>
-      </w:r>
     </w:p>
     <w:p>
       <w:pPr>
@@ -1717,37 +1676,7 @@
         <w:rPr>
           <w:rtl w:val="0"/>
         </w:rPr>
-        <w:t>1</w:t>
-      </w:r>
-      <w:r>
-        <w:rPr>
-          <w:rtl w:val="0"/>
-        </w:rPr>
-        <w:t>00 points of ID in addition to NDIS workers screening clearance,</w:t>
-      </w:r>
-      <w:r>
-        <w:rPr>
-          <w:rtl w:val="0"/>
-        </w:rPr>
-        <w:t>proof of vaccination for mandatory vaccinations (COVID-19, influenza etc),</w:t>
-      </w:r>
-      <w:r>
-        <w:rPr>
-          <w:rtl w:val="0"/>
-        </w:rPr>
-        <w:t xml:space="preserve"> NDIS worker orientation program, Department of Health COVID-19 training are required for verification by {org.name} before the commencement of the work engagement </w:t>
-      </w:r>
-      <w:r>
-        <w:rPr>
-          <w:rtl w:val="0"/>
-        </w:rPr>
-        <w:t>for all persons in a Risk Assessed Role</w:t>
-      </w:r>
-      <w:r>
-        <w:rPr>
-          <w:rtl w:val="0"/>
-        </w:rPr>
-        <w:t>.</w:t>
+        <w:t xml:space="preserve">100 points of ID in addition to NDIS workers screening clearance,proof of vaccination for mandatory vaccinations (COVID-19, influenza etc), NDIS worker orientation program, Department of Health COVID-19 training are required for verification by {org.name} before the commencement of the work engagement for all persons in a Risk Assessed Role.</w:t>
       </w:r>
     </w:p>
     <w:p>
@@ -1764,13 +1693,7 @@
         <w:rPr>
           <w:rtl w:val="0"/>
         </w:rPr>
-        <w:t>{org.name}</w:t>
-      </w:r>
-      <w:r>
-        <w:rPr>
-          <w:rtl w:val="0"/>
-        </w:rPr>
-        <w:t xml:space="preserve"> requires all Workers to complete a Pre-Employment Collection Form to assist {org.name} to confirm secondary employment and complete relevant screening checks and confirm reference checks. {org.name} securely maintains individual personnel files for each employee (and where appropriate, other Workers), where information in respect of the employee's recruitment, position description, pre-employment checks, employment contract, salary payments, performance, training and development is kept.</w:t>
+        <w:t xml:space="preserve">{org.name} requires all Workers to complete a Pre-Employment Collection Form to assist {org.name} to confirm secondary employment and complete relevant screening checks and confirm reference checks. {org.name} securely maintains individual personnel files for each employee (and where appropriate, other Workers), where information in respect of the employee's recruitment, position description, pre-employment checks, employment contract, salary payments, performance, training and development is kept.</w:t>
       </w:r>
     </w:p>
     <w:p>
@@ -2103,11 +2026,6 @@
         </w:rPr>
         <w:t>{org.name} manages planned and unplanned absences in a structured, efficient and effective way to avoid disruption and ensure continuity of support.</w:t>
       </w:r>
-      <w:r>
-        <w:rPr>
-          <w:rtl w:val="0"/>
-        </w:rPr>
-      </w:r>
     </w:p>
     <w:p>
       <w:pPr>
@@ -2125,11 +2043,6 @@
         </w:rPr>
         <w:t>In the event of Worker absence or vacancy, a suitably qualified and/or experienced person performs the role in accordance with our Business Continuity Plan.</w:t>
       </w:r>
-      <w:r>
-        <w:rPr>
-          <w:rtl w:val="0"/>
-        </w:rPr>
-      </w:r>
     </w:p>
     <w:p>
       <w:pPr>
@@ -2145,18 +2058,7 @@
         <w:rPr>
           <w:rtl w:val="0"/>
         </w:rPr>
-        <w:t>Support</w:t>
-      </w:r>
-      <w:r>
-        <w:rPr>
-          <w:rtl w:val="0"/>
-        </w:rPr>
-        <w:t xml:space="preserve"> is planned with each client to meet their specific needs and preferences. These needs and preferences are documented and provided to Workers prior to commencing work with each participant to ensure the participant's experience is consistent with their expressed preferences.</w:t>
-      </w:r>
-      <w:r>
-        <w:rPr>
-          <w:rtl w:val="0"/>
-        </w:rPr>
+        <w:t xml:space="preserve">Support is planned with each client to meet their specific needs and preferences. These needs and preferences are documented and provided to Workers prior to commencing work with each participant to ensure the participant's experience is consistent with their expressed preferences.</w:t>
       </w:r>
     </w:p>
     <w:p>
@@ -2174,11 +2076,6 @@
           <w:rtl w:val="0"/>
         </w:rPr>
         <w:t xml:space="preserve">Arrangements with agencies are in place to ensure support is provided to the client without interruption throughout the period of their Service Agreement. </w:t>
-      </w:r>
-      <w:r>
-        <w:rPr>
-          <w:rtl w:val="0"/>
-        </w:rPr>
       </w:r>
     </w:p>
     <w:p>
@@ -2199,11 +2096,6 @@
         </w:rPr>
         <w:t>Where changes or interruptions are unavoidable, alternative arrangements are explained and agreed with the participant.</w:t>
       </w:r>
-      <w:r>
-        <w:rPr>
-          <w:rtl w:val="0"/>
-        </w:rPr>
-      </w:r>
     </w:p>
     <w:p>
       <w:pPr>
@@ -2222,11 +2114,6 @@
           <w:rtl w:val="0"/>
         </w:rPr>
         <w:t>Where applicable, disaster preparedness and planning measures are in place to enable continuation of critical support before, during and after a disaster.</w:t>
-      </w:r>
-      <w:r>
-        <w:rPr>
-          <w:rtl w:val="0"/>
-        </w:rPr>
       </w:r>
     </w:p>
     <w:p>
@@ -2808,14 +2695,7 @@
                 <w:rFonts w:ascii="Arial" w:cs="Arial" w:eastAsia="Arial" w:hAnsi="Arial"/>
                 <w:rtl w:val="0"/>
               </w:rPr>
-              <w:t>an NDIS workers screening clearance to be carried out by the candidate or {org.name} prior to the commencement of work</w:t>
-            </w:r>
-            <w:r>
-              <w:rPr>
-                <w:rFonts w:ascii="Arial" w:cs="Arial" w:eastAsia="Arial" w:hAnsi="Arial"/>
-                <w:rtl w:val="0"/>
-              </w:rPr>
-              <w:t xml:space="preserve"> if the candidate is in a Risk Assessed Role;</w:t>
+              <w:t xml:space="preserve">an NDIS workers screening clearance to be carried out by the candidate or {org.name} prior to the commencement of work if the candidate is in a Risk Assessed Role;</w:t>
             </w:r>
           </w:p>
           <w:p>
@@ -3386,21 +3266,7 @@
                 <w:rFonts w:ascii="Arial" w:cs="Arial" w:eastAsia="Arial" w:hAnsi="Arial"/>
                 <w:rtl w:val="0"/>
               </w:rPr>
-              <w:t xml:space="preserve">An NDIS workers screening clearance </w:t>
-            </w:r>
-            <w:r>
-              <w:rPr>
-                <w:rFonts w:ascii="Arial" w:cs="Arial" w:eastAsia="Arial" w:hAnsi="Arial"/>
-                <w:rtl w:val="0"/>
-              </w:rPr>
-              <w:t xml:space="preserve">will be carried out before commencement of employment or engagement in respect of all Workers </w:t>
-            </w:r>
-            <w:r>
-              <w:rPr>
-                <w:rFonts w:ascii="Arial" w:cs="Arial" w:eastAsia="Arial" w:hAnsi="Arial"/>
-                <w:rtl w:val="0"/>
-              </w:rPr>
-              <w:t xml:space="preserve">in a Risk Assessed Role (unless relevant state laws allow the </w:t>
+              <w:t xml:space="preserve">An NDIS workers screening clearance will be carried out before commencement of employment or engagement in respect of all Workers in a Risk Assessed Role (unless relevant state laws allow the </w:t>
             </w:r>
             <w:r>
               <w:rPr>
@@ -3408,15 +3274,7 @@
                 <w:color w:val="222222"/>
                 <w:rtl w:val="0"/>
               </w:rPr>
-              <w:t>Worker to begin working in a Risk Assessed Role once they have submitted an application for an acceptable check under transitional or special arrangements)</w:t>
-            </w:r>
-            <w:r>
-              <w:rPr>
-                <w:rFonts w:ascii="Arial" w:cs="Arial" w:eastAsia="Arial" w:hAnsi="Arial"/>
-                <w:color w:val="222222"/>
-                <w:rtl w:val="0"/>
-              </w:rPr>
-              <w:t xml:space="preserve">. </w:t>
+              <w:t xml:space="preserve">Worker to begin working in a Risk Assessed Role once they have submitted an application for an acceptable check under transitional or special arrangements). </w:t>
             </w:r>
           </w:p>
           <w:p>
@@ -5187,21 +5045,7 @@
                 <w:rFonts w:ascii="Arial" w:cs="Arial" w:eastAsia="Arial" w:hAnsi="Arial"/>
                 <w:rtl w:val="0"/>
               </w:rPr>
-              <w:t xml:space="preserve">As part of the orientation and induction process, each </w:t>
-            </w:r>
-            <w:r>
-              <w:rPr>
-                <w:rFonts w:ascii="Arial" w:cs="Arial" w:eastAsia="Arial" w:hAnsi="Arial"/>
-                <w:rtl w:val="0"/>
-              </w:rPr>
-              <w:t>Worker</w:t>
-            </w:r>
-            <w:r>
-              <w:rPr>
-                <w:rFonts w:ascii="Arial" w:cs="Arial" w:eastAsia="Arial" w:hAnsi="Arial"/>
-                <w:rtl w:val="0"/>
-              </w:rPr>
-              <w:t xml:space="preserve"> must complete the mandatory NDIS Worker orientation program and the Department of Health COVID-19 Infection Control Training.</w:t>
+              <w:t xml:space="preserve">As part of the orientation and induction process, each Worker must complete the mandatory NDIS Worker orientation program and the Department of Health COVID-19 Infection Control Training.</w:t>
             </w:r>
             <w:r>
               <w:rPr>
@@ -5348,14 +5192,7 @@
                 <w:rFonts w:ascii="Arial" w:cs="Arial" w:eastAsia="Arial" w:hAnsi="Arial"/>
                 <w:rtl w:val="0"/>
               </w:rPr>
-              <w:t xml:space="preserve">) </w:t>
-            </w:r>
-            <w:r>
-              <w:rPr>
-                <w:rFonts w:ascii="Arial" w:cs="Arial" w:eastAsia="Arial" w:hAnsi="Arial"/>
-                <w:rtl w:val="0"/>
-              </w:rPr>
-              <w:t>If {org.name} engages a Worker in a Risk Assessed Role who does not have an NDIS worker screening clearance (for example, if {org.name} is subject to the transitional and special arrangements and {org.name} is complying with those arrangements, then that Worker must be supervised.</w:t>
+              <w:t xml:space="preserve">) If {org.name} engages a Worker in a Risk Assessed Role who does not have an NDIS worker screening clearance (for example, if {org.name} is subject to the transitional and special arrangements and {org.name} is complying with those arrangements, then that Worker must be supervised.</w:t>
             </w:r>
             <w:r>
               <w:rPr>
@@ -8982,14 +8819,7 @@
                 <w:rFonts w:ascii="Arial" w:cs="Arial" w:eastAsia="Arial" w:hAnsi="Arial"/>
                 <w:rtl w:val="0"/>
               </w:rPr>
-              <w:t>each</w:t>
-            </w:r>
-            <w:r>
-              <w:rPr>
-                <w:rFonts w:ascii="Arial" w:cs="Arial" w:eastAsia="Arial" w:hAnsi="Arial"/>
-                <w:rtl w:val="0"/>
-              </w:rPr>
-              <w:t xml:space="preserve"> client has sufficient time to understand that changes or interruptions due to the taking of an employee’s leave entitlement under law is unavoidable and the alternative arrangements are explained and agreed with the client</w:t>
+              <w:t xml:space="preserve">each client has sufficient time to understand that changes or interruptions due to the taking of an employee’s leave entitlement under law is unavoidable and the alternative arrangements are explained and agreed with the client</w:t>
             </w:r>
             <w:r>
               <w:rPr>
@@ -11351,11 +11181,6 @@
         </w:rPr>
         <w:t>Legislation, Rules, Guidelines and Policies apply to this Policy and Related Documentation as set out in the Legislation Register.</w:t>
       </w:r>
-      <w:r>
-        <w:rPr>
-          <w:rtl w:val="0"/>
-        </w:rPr>
-      </w:r>
     </w:p>
     <w:p>
       <w:pPr>
@@ -11392,11 +11217,6 @@
           <w:rtl w:val="0"/>
         </w:rPr>
         <w:t>If and to the extent that the terms of this Policy are or would be inconsistent with the requirements of any applicable law, this Policy is deemed to be amended but only to the extent required to comply with the applicable law.</w:t>
-      </w:r>
-      <w:r>
-        <w:rPr>
-          <w:rtl w:val="0"/>
-        </w:rPr>
       </w:r>
     </w:p>
     <w:p>
@@ -11445,12 +11265,7 @@
         <w:rPr>
           <w:rtl w:val="0"/>
         </w:rPr>
-        <w:t>The Board of {org.legal_name}</w:t>
-      </w:r>
-      <w:r>
-        <w:rPr>
-          <w:rtl w:val="0"/>
-        </w:rPr>
+        <w:t>{org.signatory.name}, Director of {org.legal_name}</w:t>
       </w:r>
     </w:p>
     <w:p>
@@ -11511,11 +11326,6 @@
           <w:rtl w:val="0"/>
         </w:rPr>
         <w:t xml:space="preserve">1 </w:t>
-      </w:r>
-      <w:r>
-        <w:rPr>
-          <w:rtl w:val="0"/>
-        </w:rPr>
       </w:r>
     </w:p>
     <w:sectPr>

--- a/server/templates/library/human-resources-management-policy/template.docx
+++ b/server/templates/library/human-resources-management-policy/template.docx
@@ -229,6 +229,11 @@
         </w:rPr>
         <w:t>The skills and knowledge required of each position within a provider are identified and documented together with the responsibilities, scope and limitations of each position.</w:t>
       </w:r>
+      <w:r>
+        <w:rPr>
+          <w:rtl w:val="0"/>
+        </w:rPr>
+      </w:r>
     </w:p>
     <w:p>
       <w:pPr>
@@ -246,6 +251,11 @@
         </w:rPr>
         <w:t>Records of worker pre-employment checks, qualifications and experience are maintained.</w:t>
       </w:r>
+      <w:r>
+        <w:rPr>
+          <w:rtl w:val="0"/>
+        </w:rPr>
+      </w:r>
     </w:p>
     <w:p>
       <w:pPr>
@@ -263,6 +273,11 @@
         </w:rPr>
         <w:t>An orientation and induction process is in place that is completed by workers including completion of the mandatory NDIS worker orientation program.</w:t>
       </w:r>
+      <w:r>
+        <w:rPr>
+          <w:rtl w:val="0"/>
+        </w:rPr>
+      </w:r>
     </w:p>
     <w:p>
       <w:pPr>
@@ -280,6 +295,11 @@
         </w:rPr>
         <w:t>A system to identify, plan, facilitate, record and evaluate the effectiveness of training and education for workers is in place to ensure that workers meet the needs of each participant. The system identifies training that is mandatory and includes training in relation to staff obligations under the NDIS Practice Standards and other National Disability Insurance Scheme rules.</w:t>
       </w:r>
+      <w:r>
+        <w:rPr>
+          <w:rtl w:val="0"/>
+        </w:rPr>
+      </w:r>
     </w:p>
     <w:p>
       <w:pPr>
@@ -296,6 +316,11 @@
           <w:rtl w:val="0"/>
         </w:rPr>
         <w:t>Timely supervision, support and resources are available to workers relevant to the scope and complexity of supports delivered.</w:t>
+      </w:r>
+      <w:r>
+        <w:rPr>
+          <w:rtl w:val="0"/>
+        </w:rPr>
       </w:r>
     </w:p>
     <w:p>
@@ -500,6 +525,11 @@
         </w:rPr>
         <w:tab/>
       </w:r>
+      <w:r>
+        <w:rPr>
+          <w:rtl w:val="0"/>
+        </w:rPr>
+      </w:r>
     </w:p>
     <w:p>
       <w:pPr>
@@ -655,7 +685,13 @@
         <w:rPr>
           <w:rtl w:val="0"/>
         </w:rPr>
-        <w:t xml:space="preserve">Support is planned with each participant to meet their specific needs and preferences. These needs and preferences are documented and provided to workers prior to commencing work with each participant to ensure the participant's experience is consistent with their expressed preferences.</w:t>
+        <w:t>Support</w:t>
+      </w:r>
+      <w:r>
+        <w:rPr>
+          <w:rtl w:val="0"/>
+        </w:rPr>
+        <w:t xml:space="preserve"> is planned with each participant to meet their specific needs and preferences. These needs and preferences are documented and provided to workers prior to commencing work with each participant to ensure the participant's experience is consistent with their expressed preferences.</w:t>
       </w:r>
     </w:p>
     <w:p>
@@ -1330,6 +1366,11 @@
         </w:rPr>
         <w:t>having contact with multiple people with disability as part of the direct delivery of a specialist disability support or service, or in a specialist disability accommodation setting.</w:t>
       </w:r>
+      <w:r>
+        <w:rPr>
+          <w:rtl w:val="0"/>
+        </w:rPr>
+      </w:r>
     </w:p>
     <w:p>
       <w:pPr>
@@ -1676,7 +1717,37 @@
         <w:rPr>
           <w:rtl w:val="0"/>
         </w:rPr>
-        <w:t xml:space="preserve">100 points of ID in addition to NDIS workers screening clearance,proof of vaccination for mandatory vaccinations (COVID-19, influenza etc), NDIS worker orientation program, Department of Health COVID-19 training are required for verification by {org.name} before the commencement of the work engagement for all persons in a Risk Assessed Role.</w:t>
+        <w:t>1</w:t>
+      </w:r>
+      <w:r>
+        <w:rPr>
+          <w:rtl w:val="0"/>
+        </w:rPr>
+        <w:t>00 points of ID in addition to NDIS workers screening clearance,</w:t>
+      </w:r>
+      <w:r>
+        <w:rPr>
+          <w:rtl w:val="0"/>
+        </w:rPr>
+        <w:t>proof of vaccination for mandatory vaccinations (COVID-19, influenza etc),</w:t>
+      </w:r>
+      <w:r>
+        <w:rPr>
+          <w:rtl w:val="0"/>
+        </w:rPr>
+        <w:t xml:space="preserve"> NDIS worker orientation program, Department of Health COVID-19 training are required for verification by {org.name} before the commencement of the work engagement </w:t>
+      </w:r>
+      <w:r>
+        <w:rPr>
+          <w:rtl w:val="0"/>
+        </w:rPr>
+        <w:t>for all persons in a Risk Assessed Role</w:t>
+      </w:r>
+      <w:r>
+        <w:rPr>
+          <w:rtl w:val="0"/>
+        </w:rPr>
+        <w:t>.</w:t>
       </w:r>
     </w:p>
     <w:p>
@@ -1693,7 +1764,13 @@
         <w:rPr>
           <w:rtl w:val="0"/>
         </w:rPr>
-        <w:t xml:space="preserve">{org.name} requires all Workers to complete a Pre-Employment Collection Form to assist {org.name} to confirm secondary employment and complete relevant screening checks and confirm reference checks. {org.name} securely maintains individual personnel files for each employee (and where appropriate, other Workers), where information in respect of the employee's recruitment, position description, pre-employment checks, employment contract, salary payments, performance, training and development is kept.</w:t>
+        <w:t>{org.name}</w:t>
+      </w:r>
+      <w:r>
+        <w:rPr>
+          <w:rtl w:val="0"/>
+        </w:rPr>
+        <w:t xml:space="preserve"> requires all Workers to complete a Pre-Employment Collection Form to assist {org.name} to confirm secondary employment and complete relevant screening checks and confirm reference checks. {org.name} securely maintains individual personnel files for each employee (and where appropriate, other Workers), where information in respect of the employee's recruitment, position description, pre-employment checks, employment contract, salary payments, performance, training and development is kept.</w:t>
       </w:r>
     </w:p>
     <w:p>
@@ -2026,6 +2103,11 @@
         </w:rPr>
         <w:t>{org.name} manages planned and unplanned absences in a structured, efficient and effective way to avoid disruption and ensure continuity of support.</w:t>
       </w:r>
+      <w:r>
+        <w:rPr>
+          <w:rtl w:val="0"/>
+        </w:rPr>
+      </w:r>
     </w:p>
     <w:p>
       <w:pPr>
@@ -2043,6 +2125,11 @@
         </w:rPr>
         <w:t>In the event of Worker absence or vacancy, a suitably qualified and/or experienced person performs the role in accordance with our Business Continuity Plan.</w:t>
       </w:r>
+      <w:r>
+        <w:rPr>
+          <w:rtl w:val="0"/>
+        </w:rPr>
+      </w:r>
     </w:p>
     <w:p>
       <w:pPr>
@@ -2058,7 +2145,18 @@
         <w:rPr>
           <w:rtl w:val="0"/>
         </w:rPr>
-        <w:t xml:space="preserve">Support is planned with each client to meet their specific needs and preferences. These needs and preferences are documented and provided to Workers prior to commencing work with each participant to ensure the participant's experience is consistent with their expressed preferences.</w:t>
+        <w:t>Support</w:t>
+      </w:r>
+      <w:r>
+        <w:rPr>
+          <w:rtl w:val="0"/>
+        </w:rPr>
+        <w:t xml:space="preserve"> is planned with each client to meet their specific needs and preferences. These needs and preferences are documented and provided to Workers prior to commencing work with each participant to ensure the participant's experience is consistent with their expressed preferences.</w:t>
+      </w:r>
+      <w:r>
+        <w:rPr>
+          <w:rtl w:val="0"/>
+        </w:rPr>
       </w:r>
     </w:p>
     <w:p>
@@ -2077,6 +2175,11 @@
         </w:rPr>
         <w:t xml:space="preserve">Arrangements with agencies are in place to ensure support is provided to the client without interruption throughout the period of their Service Agreement. </w:t>
       </w:r>
+      <w:r>
+        <w:rPr>
+          <w:rtl w:val="0"/>
+        </w:rPr>
+      </w:r>
     </w:p>
     <w:p>
       <w:pPr>
@@ -2096,6 +2199,11 @@
         </w:rPr>
         <w:t>Where changes or interruptions are unavoidable, alternative arrangements are explained and agreed with the participant.</w:t>
       </w:r>
+      <w:r>
+        <w:rPr>
+          <w:rtl w:val="0"/>
+        </w:rPr>
+      </w:r>
     </w:p>
     <w:p>
       <w:pPr>
@@ -2114,6 +2222,11 @@
           <w:rtl w:val="0"/>
         </w:rPr>
         <w:t>Where applicable, disaster preparedness and planning measures are in place to enable continuation of critical support before, during and after a disaster.</w:t>
+      </w:r>
+      <w:r>
+        <w:rPr>
+          <w:rtl w:val="0"/>
+        </w:rPr>
       </w:r>
     </w:p>
     <w:p>
@@ -2695,7 +2808,14 @@
                 <w:rFonts w:ascii="Arial" w:cs="Arial" w:eastAsia="Arial" w:hAnsi="Arial"/>
                 <w:rtl w:val="0"/>
               </w:rPr>
-              <w:t xml:space="preserve">an NDIS workers screening clearance to be carried out by the candidate or {org.name} prior to the commencement of work if the candidate is in a Risk Assessed Role;</w:t>
+              <w:t>an NDIS workers screening clearance to be carried out by the candidate or {org.name} prior to the commencement of work</w:t>
+            </w:r>
+            <w:r>
+              <w:rPr>
+                <w:rFonts w:ascii="Arial" w:cs="Arial" w:eastAsia="Arial" w:hAnsi="Arial"/>
+                <w:rtl w:val="0"/>
+              </w:rPr>
+              <w:t xml:space="preserve"> if the candidate is in a Risk Assessed Role;</w:t>
             </w:r>
           </w:p>
           <w:p>
@@ -3266,7 +3386,21 @@
                 <w:rFonts w:ascii="Arial" w:cs="Arial" w:eastAsia="Arial" w:hAnsi="Arial"/>
                 <w:rtl w:val="0"/>
               </w:rPr>
-              <w:t xml:space="preserve">An NDIS workers screening clearance will be carried out before commencement of employment or engagement in respect of all Workers in a Risk Assessed Role (unless relevant state laws allow the </w:t>
+              <w:t xml:space="preserve">An NDIS workers screening clearance </w:t>
+            </w:r>
+            <w:r>
+              <w:rPr>
+                <w:rFonts w:ascii="Arial" w:cs="Arial" w:eastAsia="Arial" w:hAnsi="Arial"/>
+                <w:rtl w:val="0"/>
+              </w:rPr>
+              <w:t xml:space="preserve">will be carried out before commencement of employment or engagement in respect of all Workers </w:t>
+            </w:r>
+            <w:r>
+              <w:rPr>
+                <w:rFonts w:ascii="Arial" w:cs="Arial" w:eastAsia="Arial" w:hAnsi="Arial"/>
+                <w:rtl w:val="0"/>
+              </w:rPr>
+              <w:t xml:space="preserve">in a Risk Assessed Role (unless relevant state laws allow the </w:t>
             </w:r>
             <w:r>
               <w:rPr>
@@ -3274,7 +3408,15 @@
                 <w:color w:val="222222"/>
                 <w:rtl w:val="0"/>
               </w:rPr>
-              <w:t xml:space="preserve">Worker to begin working in a Risk Assessed Role once they have submitted an application for an acceptable check under transitional or special arrangements). </w:t>
+              <w:t>Worker to begin working in a Risk Assessed Role once they have submitted an application for an acceptable check under transitional or special arrangements)</w:t>
+            </w:r>
+            <w:r>
+              <w:rPr>
+                <w:rFonts w:ascii="Arial" w:cs="Arial" w:eastAsia="Arial" w:hAnsi="Arial"/>
+                <w:color w:val="222222"/>
+                <w:rtl w:val="0"/>
+              </w:rPr>
+              <w:t xml:space="preserve">. </w:t>
             </w:r>
           </w:p>
           <w:p>
@@ -5045,7 +5187,21 @@
                 <w:rFonts w:ascii="Arial" w:cs="Arial" w:eastAsia="Arial" w:hAnsi="Arial"/>
                 <w:rtl w:val="0"/>
               </w:rPr>
-              <w:t xml:space="preserve">As part of the orientation and induction process, each Worker must complete the mandatory NDIS Worker orientation program and the Department of Health COVID-19 Infection Control Training.</w:t>
+              <w:t xml:space="preserve">As part of the orientation and induction process, each </w:t>
+            </w:r>
+            <w:r>
+              <w:rPr>
+                <w:rFonts w:ascii="Arial" w:cs="Arial" w:eastAsia="Arial" w:hAnsi="Arial"/>
+                <w:rtl w:val="0"/>
+              </w:rPr>
+              <w:t>Worker</w:t>
+            </w:r>
+            <w:r>
+              <w:rPr>
+                <w:rFonts w:ascii="Arial" w:cs="Arial" w:eastAsia="Arial" w:hAnsi="Arial"/>
+                <w:rtl w:val="0"/>
+              </w:rPr>
+              <w:t xml:space="preserve"> must complete the mandatory NDIS Worker orientation program and the Department of Health COVID-19 Infection Control Training.</w:t>
             </w:r>
             <w:r>
               <w:rPr>
@@ -5192,7 +5348,14 @@
                 <w:rFonts w:ascii="Arial" w:cs="Arial" w:eastAsia="Arial" w:hAnsi="Arial"/>
                 <w:rtl w:val="0"/>
               </w:rPr>
-              <w:t xml:space="preserve">) If {org.name} engages a Worker in a Risk Assessed Role who does not have an NDIS worker screening clearance (for example, if {org.name} is subject to the transitional and special arrangements and {org.name} is complying with those arrangements, then that Worker must be supervised.</w:t>
+              <w:t xml:space="preserve">) </w:t>
+            </w:r>
+            <w:r>
+              <w:rPr>
+                <w:rFonts w:ascii="Arial" w:cs="Arial" w:eastAsia="Arial" w:hAnsi="Arial"/>
+                <w:rtl w:val="0"/>
+              </w:rPr>
+              <w:t>If {org.name} engages a Worker in a Risk Assessed Role who does not have an NDIS worker screening clearance (for example, if {org.name} is subject to the transitional and special arrangements and {org.name} is complying with those arrangements, then that Worker must be supervised.</w:t>
             </w:r>
             <w:r>
               <w:rPr>
@@ -8819,7 +8982,14 @@
                 <w:rFonts w:ascii="Arial" w:cs="Arial" w:eastAsia="Arial" w:hAnsi="Arial"/>
                 <w:rtl w:val="0"/>
               </w:rPr>
-              <w:t xml:space="preserve">each client has sufficient time to understand that changes or interruptions due to the taking of an employee’s leave entitlement under law is unavoidable and the alternative arrangements are explained and agreed with the client</w:t>
+              <w:t>each</w:t>
+            </w:r>
+            <w:r>
+              <w:rPr>
+                <w:rFonts w:ascii="Arial" w:cs="Arial" w:eastAsia="Arial" w:hAnsi="Arial"/>
+                <w:rtl w:val="0"/>
+              </w:rPr>
+              <w:t xml:space="preserve"> client has sufficient time to understand that changes or interruptions due to the taking of an employee’s leave entitlement under law is unavoidable and the alternative arrangements are explained and agreed with the client</w:t>
             </w:r>
             <w:r>
               <w:rPr>
@@ -11181,6 +11351,11 @@
         </w:rPr>
         <w:t>Legislation, Rules, Guidelines and Policies apply to this Policy and Related Documentation as set out in the Legislation Register.</w:t>
       </w:r>
+      <w:r>
+        <w:rPr>
+          <w:rtl w:val="0"/>
+        </w:rPr>
+      </w:r>
     </w:p>
     <w:p>
       <w:pPr>
@@ -11218,6 +11393,11 @@
         </w:rPr>
         <w:t>If and to the extent that the terms of this Policy are or would be inconsistent with the requirements of any applicable law, this Policy is deemed to be amended but only to the extent required to comply with the applicable law.</w:t>
       </w:r>
+      <w:r>
+        <w:rPr>
+          <w:rtl w:val="0"/>
+        </w:rPr>
+      </w:r>
     </w:p>
     <w:p>
       <w:pPr>
@@ -11265,7 +11445,12 @@
         <w:rPr>
           <w:rtl w:val="0"/>
         </w:rPr>
-        <w:t>{org.signatory.name}, Director of {org.legal_name}</w:t>
+        <w:t>The Board of {org.legal_name}</w:t>
+      </w:r>
+      <w:r>
+        <w:rPr>
+          <w:rtl w:val="0"/>
+        </w:rPr>
       </w:r>
     </w:p>
     <w:p>
@@ -11326,6 +11511,11 @@
           <w:rtl w:val="0"/>
         </w:rPr>
         <w:t xml:space="preserve">1 </w:t>
+      </w:r>
+      <w:r>
+        <w:rPr>
+          <w:rtl w:val="0"/>
+        </w:rPr>
       </w:r>
     </w:p>
     <w:sectPr>
